--- a/docs/uml/03_sequence/sequence_analysis.docx
+++ b/docs/uml/03_sequence/sequence_analysis.docx
@@ -59,7 +59,23 @@
     </w:p>
     <w:p>
       <w:r>
-        <w:t>The diagram shows how:</w:t>
+        <w:t xml:space="preserve">The </w:t>
+      </w:r>
+      <w:proofErr w:type="spellStart"/>
+      <w:r>
+        <w:t>diagram</w:t>
+      </w:r>
+      <w:proofErr w:type="spellEnd"/>
+      <w:r>
+        <w:t xml:space="preserve"> shows </w:t>
+      </w:r>
+      <w:proofErr w:type="spellStart"/>
+      <w:r>
+        <w:t>how</w:t>
+      </w:r>
+      <w:proofErr w:type="spellEnd"/>
+      <w:r>
+        <w:t>:</w:t>
       </w:r>
     </w:p>
     <w:p>
@@ -70,7 +86,23 @@
         </w:numPr>
       </w:pPr>
       <w:r>
-        <w:t>the dataset is loaded,</w:t>
+        <w:t xml:space="preserve">the dataset </w:t>
+      </w:r>
+      <w:proofErr w:type="spellStart"/>
+      <w:r>
+        <w:t>is</w:t>
+      </w:r>
+      <w:proofErr w:type="spellEnd"/>
+      <w:r>
+        <w:t xml:space="preserve"> </w:t>
+      </w:r>
+      <w:proofErr w:type="spellStart"/>
+      <w:r>
+        <w:t>loaded</w:t>
+      </w:r>
+      <w:proofErr w:type="spellEnd"/>
+      <w:r>
+        <w:t>,</w:t>
       </w:r>
     </w:p>
     <w:p>
@@ -79,9 +111,27 @@
           <w:ilvl w:val="0"/>
           <w:numId w:val="16"/>
         </w:numPr>
-      </w:pPr>
-      <w:r>
-        <w:t>candidates are filtered (density),</w:t>
+        <w:rPr>
+          <w:lang w:val="en-GB"/>
+        </w:rPr>
+      </w:pPr>
+      <w:r>
+        <w:rPr>
+          <w:lang w:val="en-GB"/>
+        </w:rPr>
+        <w:t>candidates are filtered (density</w:t>
+      </w:r>
+      <w:r>
+        <w:rPr>
+          <w:lang w:val="en-GB"/>
+        </w:rPr>
+        <w:t xml:space="preserve"> or autoencoder</w:t>
+      </w:r>
+      <w:r>
+        <w:rPr>
+          <w:lang w:val="en-GB"/>
+        </w:rPr>
+        <w:t>),</w:t>
       </w:r>
     </w:p>
     <w:p>
@@ -153,8 +203,13 @@
       <w:pPr>
         <w:pStyle w:val="Titolo2"/>
       </w:pPr>
-      <w:r>
-        <w:t>Involved Components</w:t>
+      <w:proofErr w:type="spellStart"/>
+      <w:r>
+        <w:t>Involved</w:t>
+      </w:r>
+      <w:proofErr w:type="spellEnd"/>
+      <w:r>
+        <w:t xml:space="preserve"> Components</w:t>
       </w:r>
     </w:p>
     <w:p>
@@ -222,7 +277,19 @@
         <w:rPr>
           <w:lang w:val="en-GB"/>
         </w:rPr>
-        <w:t>DensityFilter – applies the density filter based on UMAP + KDE and discards RFI candidates.</w:t>
+        <w:t>Density</w:t>
+      </w:r>
+      <w:r>
+        <w:rPr>
+          <w:lang w:val="en-GB"/>
+        </w:rPr>
+        <w:t xml:space="preserve"> </w:t>
+      </w:r>
+      <w:r>
+        <w:rPr>
+          <w:lang w:val="en-GB"/>
+        </w:rPr>
+        <w:t>Filter – applies the density filter based on UMAP + KDE and discards RFI candidates.</w:t>
       </w:r>
     </w:p>
     <w:p>
@@ -239,7 +306,25 @@
         <w:rPr>
           <w:lang w:val="en-GB"/>
         </w:rPr>
-        <w:t>FrequencyFilter – computes the frequency score using GMM models.</w:t>
+        <w:t>Autoencoder Filter</w:t>
+      </w:r>
+      <w:r>
+        <w:rPr>
+          <w:lang w:val="en-GB"/>
+        </w:rPr>
+        <w:t xml:space="preserve"> – applies reconstruction</w:t>
+      </w:r>
+      <w:r>
+        <w:rPr>
+          <w:lang w:val="en-GB"/>
+        </w:rPr>
+        <w:t>-based filtering using a trained autoencoder; used as alternative to Density Filter</w:t>
+      </w:r>
+      <w:r>
+        <w:rPr>
+          <w:lang w:val="en-GB"/>
+        </w:rPr>
+        <w:t>.</w:t>
       </w:r>
     </w:p>
     <w:p>
@@ -256,7 +341,19 @@
         <w:rPr>
           <w:lang w:val="en-GB"/>
         </w:rPr>
-        <w:t>SimilarityFilter – computes the ON/OFF similarity score.</w:t>
+        <w:t>Frequency</w:t>
+      </w:r>
+      <w:r>
+        <w:rPr>
+          <w:lang w:val="en-GB"/>
+        </w:rPr>
+        <w:t xml:space="preserve"> </w:t>
+      </w:r>
+      <w:r>
+        <w:rPr>
+          <w:lang w:val="en-GB"/>
+        </w:rPr>
+        <w:t>Filter – computes the frequency score using GMM models.</w:t>
       </w:r>
     </w:p>
     <w:p>
@@ -273,16 +370,20 @@
         <w:rPr>
           <w:lang w:val="en-GB"/>
         </w:rPr>
-        <w:t xml:space="preserve">Ranker – combines scores, sorts candidates, and selects the </w:t>
-      </w:r>
-      <w:proofErr w:type="gramStart"/>
-      <w:r>
-        <w:rPr>
-          <w:lang w:val="en-GB"/>
-        </w:rPr>
-        <w:t>Top-K.</w:t>
-      </w:r>
-      <w:proofErr w:type="gramEnd"/>
+        <w:t>Similarity</w:t>
+      </w:r>
+      <w:r>
+        <w:rPr>
+          <w:lang w:val="en-GB"/>
+        </w:rPr>
+        <w:t xml:space="preserve"> </w:t>
+      </w:r>
+      <w:r>
+        <w:rPr>
+          <w:lang w:val="en-GB"/>
+        </w:rPr>
+        <w:t>Filter – computes the ON/OFF similarity score.</w:t>
+      </w:r>
     </w:p>
     <w:p>
       <w:pPr>
@@ -298,16 +399,46 @@
         <w:rPr>
           <w:lang w:val="en-GB"/>
         </w:rPr>
-        <w:t>Visualizer – saves diagnostic figures and graphical representations of the selected candidates (cadence grid, score histograms, etc.).</w:t>
-      </w:r>
+        <w:t xml:space="preserve">Ranker – combines scores, sorts candidates, and selects the </w:t>
+      </w:r>
+      <w:proofErr w:type="gramStart"/>
+      <w:r>
+        <w:rPr>
+          <w:lang w:val="en-GB"/>
+        </w:rPr>
+        <w:t>Top-K.</w:t>
+      </w:r>
+      <w:proofErr w:type="gramEnd"/>
     </w:p>
     <w:p>
       <w:pPr>
+        <w:numPr>
+          <w:ilvl w:val="0"/>
+          <w:numId w:val="17"/>
+        </w:numPr>
+        <w:rPr>
+          <w:lang w:val="en-GB"/>
+        </w:rPr>
+      </w:pPr>
+      <w:r>
+        <w:rPr>
+          <w:lang w:val="en-GB"/>
+        </w:rPr>
+        <w:t>Visualizer – saves diagnostic figures and graphical representations of the selected candidates (cadence grid, score histograms, etc.).</w:t>
+      </w:r>
+    </w:p>
+    <w:p>
+      <w:pPr>
         <w:pStyle w:val="Titolo2"/>
       </w:pPr>
       <w:r>
-        <w:t>Interaction Description</w:t>
-      </w:r>
+        <w:t xml:space="preserve">Interaction </w:t>
+      </w:r>
+      <w:proofErr w:type="spellStart"/>
+      <w:r>
+        <w:t>Description</w:t>
+      </w:r>
+      <w:proofErr w:type="spellEnd"/>
     </w:p>
     <w:p>
       <w:pPr>
@@ -319,18 +450,47 @@
           <w:lang w:val="en-GB"/>
         </w:rPr>
       </w:pPr>
-      <w:r>
-        <w:rPr>
-          <w:lang w:val="en-GB"/>
-        </w:rPr>
-        <w:t>startAnalysis(dataset_path)</w:t>
+      <w:proofErr w:type="spellStart"/>
+      <w:r>
+        <w:rPr>
+          <w:lang w:val="en-GB"/>
+        </w:rPr>
+        <w:t>startAnalysis</w:t>
+      </w:r>
+      <w:proofErr w:type="spellEnd"/>
+      <w:r>
+        <w:rPr>
+          <w:lang w:val="en-GB"/>
+        </w:rPr>
+        <w:t>(</w:t>
+      </w:r>
+      <w:proofErr w:type="spellStart"/>
+      <w:r>
+        <w:rPr>
+          <w:lang w:val="en-GB"/>
+        </w:rPr>
+        <w:t>dataset_path</w:t>
+      </w:r>
+      <w:proofErr w:type="spellEnd"/>
+      <w:r>
+        <w:rPr>
+          <w:lang w:val="en-GB"/>
+        </w:rPr>
+        <w:t>)</w:t>
       </w:r>
       <w:r>
         <w:rPr>
           <w:lang w:val="en-GB"/>
         </w:rPr>
         <w:br/>
-        <w:t>The Researcher starts the analysis by providing the Main Pipeline with the path to the ON/OFF dataset to be processed.</w:t>
+        <w:t xml:space="preserve">The Researcher starts the analysis by providing the Main Pipeline with the path to the </w:t>
+      </w:r>
+      <w:r>
+        <w:rPr>
+          <w:lang w:val="en-GB"/>
+        </w:rPr>
+        <w:lastRenderedPageBreak/>
+        <w:t>ON/OFF dataset to be processed.</w:t>
       </w:r>
       <w:r>
         <w:rPr>
@@ -352,7 +512,6 @@
         <w:rPr>
           <w:lang w:val="en-GB"/>
         </w:rPr>
-        <w:lastRenderedPageBreak/>
         <w:t>load(</w:t>
       </w:r>
       <w:proofErr w:type="gramEnd"/>
@@ -376,11 +535,26 @@
         <w:br/>
       </w:r>
       <w:r>
-        <w:t>The Dataset returns list&lt;Candidate&gt;.</w:t>
+        <w:t xml:space="preserve">The Dataset </w:t>
+      </w:r>
+      <w:proofErr w:type="spellStart"/>
+      <w:r>
+        <w:t>returns</w:t>
+      </w:r>
+      <w:proofErr w:type="spellEnd"/>
+      <w:r>
+        <w:t xml:space="preserve"> list&lt;Candidate&gt;.</w:t>
       </w:r>
       <w:r>
         <w:br/>
-        <w:t>Corresponds to UC2.</w:t>
+      </w:r>
+      <w:proofErr w:type="spellStart"/>
+      <w:r>
+        <w:t>Corresponds</w:t>
+      </w:r>
+      <w:proofErr w:type="spellEnd"/>
+      <w:r>
+        <w:t xml:space="preserve"> to UC2.</w:t>
       </w:r>
     </w:p>
     <w:p>
@@ -397,14 +571,34 @@
         <w:rPr>
           <w:lang w:val="en-GB"/>
         </w:rPr>
-        <w:t>DensityFilter – load_</w:t>
+        <w:t xml:space="preserve">First-stage filter </w:t>
+      </w:r>
+      <w:r>
+        <w:rPr>
+          <w:lang w:val="en-GB"/>
+        </w:rPr>
+        <w:t xml:space="preserve">– </w:t>
+      </w:r>
+      <w:proofErr w:type="spellStart"/>
+      <w:r>
+        <w:rPr>
+          <w:lang w:val="en-GB"/>
+        </w:rPr>
+        <w:t>load_</w:t>
       </w:r>
       <w:proofErr w:type="gramStart"/>
       <w:r>
         <w:rPr>
           <w:lang w:val="en-GB"/>
         </w:rPr>
-        <w:t>models(</w:t>
+        <w:t>models</w:t>
+      </w:r>
+      <w:proofErr w:type="spellEnd"/>
+      <w:r>
+        <w:rPr>
+          <w:lang w:val="en-GB"/>
+        </w:rPr>
+        <w:t>(</w:t>
       </w:r>
       <w:proofErr w:type="gramEnd"/>
       <w:r>
@@ -417,8 +611,26 @@
         <w:rPr>
           <w:lang w:val="en-GB"/>
         </w:rPr>
+        <w:t>.</w:t>
+      </w:r>
+      <w:r>
+        <w:rPr>
+          <w:lang w:val="en-GB"/>
+        </w:rPr>
         <w:br/>
-        <w:t>The Main Pipeline loads the UMAP + KDE models of the DensityFilter, then:</w:t>
+        <w:t xml:space="preserve">The </w:t>
+      </w:r>
+      <w:r>
+        <w:rPr>
+          <w:lang w:val="en-GB"/>
+        </w:rPr>
+        <w:t>Researcher selects either the Density Filter or the Autoencoder Filter</w:t>
+      </w:r>
+      <w:r>
+        <w:rPr>
+          <w:lang w:val="en-GB"/>
+        </w:rPr>
+        <w:t xml:space="preserve"> as the first-stage filter. The Main Pipeline loads the corresponding models, then:</w:t>
       </w:r>
     </w:p>
     <w:p>
@@ -429,7 +641,15 @@
         </w:numPr>
       </w:pPr>
       <w:r>
-        <w:t>for each candidate:</w:t>
+        <w:t xml:space="preserve">for </w:t>
+      </w:r>
+      <w:proofErr w:type="spellStart"/>
+      <w:r>
+        <w:t>each</w:t>
+      </w:r>
+      <w:proofErr w:type="spellEnd"/>
+      <w:r>
+        <w:t xml:space="preserve"> candidate:</w:t>
       </w:r>
     </w:p>
     <w:p>
@@ -439,8 +659,21 @@
           <w:numId w:val="18"/>
         </w:numPr>
       </w:pPr>
-      <w:r>
-        <w:t>sends calculate(candidate),</w:t>
+      <w:proofErr w:type="spellStart"/>
+      <w:r>
+        <w:t>sends</w:t>
+      </w:r>
+      <w:proofErr w:type="spellEnd"/>
+      <w:r>
+        <w:t xml:space="preserve"> </w:t>
+      </w:r>
+      <w:proofErr w:type="spellStart"/>
+      <w:r>
+        <w:t>calculate</w:t>
+      </w:r>
+      <w:proofErr w:type="spellEnd"/>
+      <w:r>
+        <w:t>(candidate),</w:t>
       </w:r>
     </w:p>
     <w:p>
@@ -449,9 +682,49 @@
           <w:ilvl w:val="2"/>
           <w:numId w:val="18"/>
         </w:numPr>
-      </w:pPr>
-      <w:r>
-        <w:t>receives the log_density,</w:t>
+        <w:rPr>
+          <w:lang w:val="en-GB"/>
+        </w:rPr>
+      </w:pPr>
+      <w:r>
+        <w:rPr>
+          <w:lang w:val="en-GB"/>
+        </w:rPr>
+        <w:t xml:space="preserve">receives the </w:t>
+      </w:r>
+      <w:proofErr w:type="spellStart"/>
+      <w:r>
+        <w:rPr>
+          <w:lang w:val="en-GB"/>
+        </w:rPr>
+        <w:t>log_density</w:t>
+      </w:r>
+      <w:proofErr w:type="spellEnd"/>
+      <w:r>
+        <w:rPr>
+          <w:lang w:val="en-GB"/>
+        </w:rPr>
+        <w:t xml:space="preserve"> (De</w:t>
+      </w:r>
+      <w:r>
+        <w:rPr>
+          <w:lang w:val="en-GB"/>
+        </w:rPr>
+        <w:t xml:space="preserve">nsity Filter) or </w:t>
+      </w:r>
+      <w:proofErr w:type="spellStart"/>
+      <w:r>
+        <w:rPr>
+          <w:lang w:val="en-GB"/>
+        </w:rPr>
+        <w:t>reconstruction_error</w:t>
+      </w:r>
+      <w:proofErr w:type="spellEnd"/>
+      <w:r>
+        <w:rPr>
+          <w:lang w:val="en-GB"/>
+        </w:rPr>
+        <w:t xml:space="preserve"> (Autoencoder Filter),</w:t>
       </w:r>
     </w:p>
     <w:p>
@@ -482,23 +755,35 @@
         <w:rPr>
           <w:lang w:val="en-GB"/>
         </w:rPr>
-        <w:t>builds filtered_candidates.</w:t>
-      </w:r>
-      <w:r>
-        <w:rPr>
-          <w:lang w:val="en-GB"/>
-        </w:rPr>
-        <w:br/>
+        <w:t xml:space="preserve">builds </w:t>
+      </w:r>
+      <w:proofErr w:type="spellStart"/>
+      <w:r>
+        <w:rPr>
+          <w:lang w:val="en-GB"/>
+        </w:rPr>
+        <w:t>filtered_candidates.</w:t>
+      </w:r>
+      <w:proofErr w:type="spellEnd"/>
+    </w:p>
+    <w:p>
+      <w:pPr>
+        <w:ind w:left="708"/>
+        <w:rPr>
+          <w:lang w:val="en-GB"/>
+        </w:rPr>
+      </w:pPr>
+      <w:r>
+        <w:rPr>
+          <w:lang w:val="en-GB"/>
+        </w:rPr>
         <w:t>If no candidate passes the filter, the pipeline terminates.</w:t>
       </w:r>
       <w:r>
         <w:rPr>
           <w:lang w:val="en-GB"/>
         </w:rPr>
-        <w:br/>
-      </w:r>
-      <w:r>
-        <w:t>Corresponds to UC4.</w:t>
+        <w:t xml:space="preserve"> Corresponds to UC4 (Density Filter) or UC8 (Autoencoder Filter).</w:t>
       </w:r>
     </w:p>
     <w:p>
@@ -515,14 +800,40 @@
         <w:rPr>
           <w:lang w:val="en-GB"/>
         </w:rPr>
-        <w:t>FrequencyFilter – load_</w:t>
+        <w:t>Frequency</w:t>
+      </w:r>
+      <w:r>
+        <w:rPr>
+          <w:lang w:val="en-GB"/>
+        </w:rPr>
+        <w:t xml:space="preserve"> </w:t>
+      </w:r>
+      <w:r>
+        <w:rPr>
+          <w:lang w:val="en-GB"/>
+        </w:rPr>
+        <w:t xml:space="preserve">Filter – </w:t>
+      </w:r>
+      <w:proofErr w:type="spellStart"/>
+      <w:r>
+        <w:rPr>
+          <w:lang w:val="en-GB"/>
+        </w:rPr>
+        <w:t>load_</w:t>
       </w:r>
       <w:proofErr w:type="gramStart"/>
       <w:r>
         <w:rPr>
           <w:lang w:val="en-GB"/>
         </w:rPr>
-        <w:t>models(</w:t>
+        <w:t>models</w:t>
+      </w:r>
+      <w:proofErr w:type="spellEnd"/>
+      <w:r>
+        <w:rPr>
+          <w:lang w:val="en-GB"/>
+        </w:rPr>
+        <w:t>(</w:t>
       </w:r>
       <w:proofErr w:type="gramEnd"/>
       <w:r>
@@ -562,9 +873,27 @@
           <w:ilvl w:val="1"/>
           <w:numId w:val="18"/>
         </w:numPr>
-      </w:pPr>
-      <w:r>
-        <w:t>for each filtered candidate:</w:t>
+        <w:rPr>
+          <w:lang w:val="en-GB"/>
+        </w:rPr>
+      </w:pPr>
+      <w:r>
+        <w:rPr>
+          <w:lang w:val="en-GB"/>
+        </w:rPr>
+        <w:t>for each candidate</w:t>
+      </w:r>
+      <w:r>
+        <w:rPr>
+          <w:lang w:val="en-GB"/>
+        </w:rPr>
+        <w:t xml:space="preserve"> that passed first-stage filter</w:t>
+      </w:r>
+      <w:r>
+        <w:rPr>
+          <w:lang w:val="en-GB"/>
+        </w:rPr>
+        <w:t>:</w:t>
       </w:r>
     </w:p>
     <w:p>
@@ -574,8 +903,21 @@
           <w:numId w:val="18"/>
         </w:numPr>
       </w:pPr>
-      <w:r>
-        <w:t>sends calculate(candidate),</w:t>
+      <w:proofErr w:type="spellStart"/>
+      <w:r>
+        <w:t>sends</w:t>
+      </w:r>
+      <w:proofErr w:type="spellEnd"/>
+      <w:r>
+        <w:t xml:space="preserve"> </w:t>
+      </w:r>
+      <w:proofErr w:type="spellStart"/>
+      <w:r>
+        <w:t>calculate</w:t>
+      </w:r>
+      <w:proofErr w:type="spellEnd"/>
+      <w:r>
+        <w:t>(candidate),</w:t>
       </w:r>
     </w:p>
     <w:p>
@@ -585,8 +927,21 @@
           <w:numId w:val="18"/>
         </w:numPr>
       </w:pPr>
-      <w:r>
-        <w:t>receives the frequency_score,</w:t>
+      <w:proofErr w:type="spellStart"/>
+      <w:r>
+        <w:t>receives</w:t>
+      </w:r>
+      <w:proofErr w:type="spellEnd"/>
+      <w:r>
+        <w:t xml:space="preserve"> the </w:t>
+      </w:r>
+      <w:proofErr w:type="spellStart"/>
+      <w:r>
+        <w:t>frequency_score</w:t>
+      </w:r>
+      <w:proofErr w:type="spellEnd"/>
+      <w:r>
+        <w:t>,</w:t>
       </w:r>
     </w:p>
     <w:p>
@@ -627,14 +982,40 @@
         <w:rPr>
           <w:lang w:val="en-GB"/>
         </w:rPr>
-        <w:t>SimilarityFilter – load_</w:t>
+        <w:t>Similarity</w:t>
+      </w:r>
+      <w:r>
+        <w:rPr>
+          <w:lang w:val="en-GB"/>
+        </w:rPr>
+        <w:t xml:space="preserve"> </w:t>
+      </w:r>
+      <w:r>
+        <w:rPr>
+          <w:lang w:val="en-GB"/>
+        </w:rPr>
+        <w:t xml:space="preserve">Filter – </w:t>
+      </w:r>
+      <w:proofErr w:type="spellStart"/>
+      <w:r>
+        <w:rPr>
+          <w:lang w:val="en-GB"/>
+        </w:rPr>
+        <w:t>load_</w:t>
       </w:r>
       <w:proofErr w:type="gramStart"/>
       <w:r>
         <w:rPr>
           <w:lang w:val="en-GB"/>
         </w:rPr>
-        <w:t>models(</w:t>
+        <w:t>models</w:t>
+      </w:r>
+      <w:proofErr w:type="spellEnd"/>
+      <w:r>
+        <w:rPr>
+          <w:lang w:val="en-GB"/>
+        </w:rPr>
+        <w:t>(</w:t>
       </w:r>
       <w:proofErr w:type="gramEnd"/>
       <w:r>
@@ -648,7 +1029,19 @@
           <w:lang w:val="en-GB"/>
         </w:rPr>
         <w:br/>
-        <w:t>The Main Pipeline loads the SimilarityFilter models:</w:t>
+        <w:t>The Main Pipeline loads the Similarity</w:t>
+      </w:r>
+      <w:r>
+        <w:rPr>
+          <w:lang w:val="en-GB"/>
+        </w:rPr>
+        <w:t xml:space="preserve"> </w:t>
+      </w:r>
+      <w:r>
+        <w:rPr>
+          <w:lang w:val="en-GB"/>
+        </w:rPr>
+        <w:t>Filter models:</w:t>
       </w:r>
     </w:p>
     <w:p>
@@ -657,9 +1050,21 @@
           <w:ilvl w:val="1"/>
           <w:numId w:val="18"/>
         </w:numPr>
-      </w:pPr>
-      <w:r>
-        <w:t>for each filtered candidate:</w:t>
+        <w:rPr>
+          <w:lang w:val="en-GB"/>
+        </w:rPr>
+      </w:pPr>
+      <w:r>
+        <w:rPr>
+          <w:lang w:val="en-GB"/>
+        </w:rPr>
+        <w:t>for each candidate that passed first-stage filter</w:t>
+      </w:r>
+      <w:r>
+        <w:rPr>
+          <w:lang w:val="en-GB"/>
+        </w:rPr>
+        <w:t>:</w:t>
       </w:r>
     </w:p>
     <w:p>
@@ -669,8 +1074,21 @@
           <w:numId w:val="18"/>
         </w:numPr>
       </w:pPr>
-      <w:r>
-        <w:t>sends calculate(candidate),</w:t>
+      <w:proofErr w:type="spellStart"/>
+      <w:r>
+        <w:t>sends</w:t>
+      </w:r>
+      <w:proofErr w:type="spellEnd"/>
+      <w:r>
+        <w:t xml:space="preserve"> </w:t>
+      </w:r>
+      <w:proofErr w:type="spellStart"/>
+      <w:r>
+        <w:t>calculate</w:t>
+      </w:r>
+      <w:proofErr w:type="spellEnd"/>
+      <w:r>
+        <w:t>(candidate),</w:t>
       </w:r>
     </w:p>
     <w:p>
@@ -680,8 +1098,21 @@
           <w:numId w:val="18"/>
         </w:numPr>
       </w:pPr>
-      <w:r>
-        <w:t>receives the similarity_score,</w:t>
+      <w:proofErr w:type="spellStart"/>
+      <w:r>
+        <w:t>receives</w:t>
+      </w:r>
+      <w:proofErr w:type="spellEnd"/>
+      <w:r>
+        <w:t xml:space="preserve"> the </w:t>
+      </w:r>
+      <w:proofErr w:type="spellStart"/>
+      <w:r>
+        <w:t>similarity_score</w:t>
+      </w:r>
+      <w:proofErr w:type="spellEnd"/>
+      <w:r>
+        <w:t>,</w:t>
       </w:r>
     </w:p>
     <w:p>
@@ -718,11 +1149,20 @@
           <w:lang w:val="en-GB"/>
         </w:rPr>
       </w:pPr>
-      <w:r>
-        <w:rPr>
-          <w:lang w:val="en-GB"/>
-        </w:rPr>
-        <w:t>select_top_k_combined(candidates)</w:t>
+      <w:proofErr w:type="spellStart"/>
+      <w:r>
+        <w:rPr>
+          <w:lang w:val="en-GB"/>
+        </w:rPr>
+        <w:lastRenderedPageBreak/>
+        <w:t>select_top_k_combined</w:t>
+      </w:r>
+      <w:proofErr w:type="spellEnd"/>
+      <w:r>
+        <w:rPr>
+          <w:lang w:val="en-GB"/>
+        </w:rPr>
+        <w:t>(candidates)</w:t>
       </w:r>
       <w:r>
         <w:rPr>
@@ -740,7 +1180,15 @@
         </w:numPr>
       </w:pPr>
       <w:r>
-        <w:t>sorts the candidates,</w:t>
+        <w:t xml:space="preserve">sorts the </w:t>
+      </w:r>
+      <w:proofErr w:type="spellStart"/>
+      <w:r>
+        <w:t>candidates</w:t>
+      </w:r>
+      <w:proofErr w:type="spellEnd"/>
+      <w:r>
+        <w:t>,</w:t>
       </w:r>
     </w:p>
     <w:p>
@@ -751,7 +1199,6 @@
         </w:numPr>
       </w:pPr>
       <w:r>
-        <w:lastRenderedPageBreak/>
         <w:t>combines the scores,</w:t>
       </w:r>
     </w:p>
@@ -762,8 +1209,13 @@
           <w:numId w:val="18"/>
         </w:numPr>
       </w:pPr>
-      <w:r>
-        <w:t>selects the Top-K,</w:t>
+      <w:proofErr w:type="spellStart"/>
+      <w:r>
+        <w:t>selects</w:t>
+      </w:r>
+      <w:proofErr w:type="spellEnd"/>
+      <w:r>
+        <w:t xml:space="preserve"> the Top-K,</w:t>
       </w:r>
     </w:p>
     <w:p>
@@ -780,7 +1232,21 @@
         <w:rPr>
           <w:lang w:val="en-GB"/>
         </w:rPr>
-        <w:t>returns top_k.</w:t>
+        <w:t xml:space="preserve">returns </w:t>
+      </w:r>
+      <w:proofErr w:type="spellStart"/>
+      <w:r>
+        <w:rPr>
+          <w:lang w:val="en-GB"/>
+        </w:rPr>
+        <w:t>top_k</w:t>
+      </w:r>
+      <w:proofErr w:type="spellEnd"/>
+      <w:r>
+        <w:rPr>
+          <w:lang w:val="en-GB"/>
+        </w:rPr>
+        <w:t>.</w:t>
       </w:r>
       <w:r>
         <w:rPr>
@@ -853,7 +1319,15 @@
         </w:numPr>
       </w:pPr>
       <w:r>
-        <w:t>optional score histograms,</w:t>
+        <w:t xml:space="preserve">optional score </w:t>
+      </w:r>
+      <w:proofErr w:type="spellStart"/>
+      <w:r>
+        <w:t>histograms</w:t>
+      </w:r>
+      <w:proofErr w:type="spellEnd"/>
+      <w:r>
+        <w:t>,</w:t>
       </w:r>
     </w:p>
     <w:p>
@@ -875,8 +1349,13 @@
         </w:rPr>
         <w:br/>
       </w:r>
-      <w:r>
-        <w:t>Corresponds to UC7.</w:t>
+      <w:proofErr w:type="spellStart"/>
+      <w:r>
+        <w:t>Corresponds</w:t>
+      </w:r>
+      <w:proofErr w:type="spellEnd"/>
+      <w:r>
+        <w:t xml:space="preserve"> to UC7.</w:t>
       </w:r>
     </w:p>
     <w:p>
@@ -889,12 +1368,20 @@
           <w:lang w:val="en-GB"/>
         </w:rPr>
       </w:pPr>
+      <w:proofErr w:type="spellStart"/>
       <w:proofErr w:type="gramStart"/>
       <w:r>
         <w:rPr>
           <w:lang w:val="en-GB"/>
         </w:rPr>
-        <w:t>resultsReady(</w:t>
+        <w:t>resultsReady</w:t>
+      </w:r>
+      <w:proofErr w:type="spellEnd"/>
+      <w:r>
+        <w:rPr>
+          <w:lang w:val="en-GB"/>
+        </w:rPr>
+        <w:t>(</w:t>
       </w:r>
       <w:proofErr w:type="gramEnd"/>
       <w:r>
